--- a/шаблони/комплекти/Котлове забезпечення/Шаблон_Рапорт про зняття з котлового забезпечення (індивідуальний).docx
+++ b/шаблони/комплекти/Котлове забезпечення/Шаблон_Рапорт про зняття з котлового забезпечення (індивідуальний).docx
@@ -4,9 +4,10 @@
   <w:body>
     <w:p>
       <w:pPr>
+        <w:suppressAutoHyphens/>
         <w:spacing w:after="0" w:line="240" w:lineRule="auto"/>
-        <w:ind w:left="3969"/>
-        <w:jc w:val="right"/>
+        <w:ind w:left="4395"/>
+        <w:jc w:val="left"/>
         <w:rPr>
           <w:rFonts w:ascii="Times New Roman" w:hAnsi="Times New Roman" w:eastAsia="Times New Roman" w:cs="Times New Roman"/>
           <w:sz w:val="28"/>
@@ -51,28 +52,6 @@
         </w:rPr>
         <w:t>ХНУПС</w:t>
       </w:r>
-    </w:p>
-    <w:p>
-      <w:pPr>
-        <w:spacing w:after="0" w:line="240" w:lineRule="auto"/>
-        <w:rPr>
-          <w:rFonts w:ascii="Times New Roman" w:hAnsi="Times New Roman" w:eastAsia="Times New Roman" w:cs="Times New Roman"/>
-          <w:sz w:val="28"/>
-          <w:szCs w:val="28"/>
-          <w:lang w:val="uk-UA" w:eastAsia="ru-RU"/>
-        </w:rPr>
-      </w:pPr>
-    </w:p>
-    <w:p>
-      <w:pPr>
-        <w:spacing w:after="0" w:line="240" w:lineRule="auto"/>
-        <w:rPr>
-          <w:rFonts w:ascii="Times New Roman" w:hAnsi="Times New Roman" w:eastAsia="Times New Roman" w:cs="Times New Roman"/>
-          <w:sz w:val="28"/>
-          <w:szCs w:val="28"/>
-          <w:lang w:val="uk-UA" w:eastAsia="ru-RU"/>
-        </w:rPr>
-      </w:pPr>
     </w:p>
     <w:p>
       <w:pPr>
@@ -194,61 +173,61 @@
           <w:szCs w:val="28"/>
           <w:lang w:val="uk-UA" w:eastAsia="ru-RU"/>
         </w:rPr>
-        <w:t>курсового офіцера</w:t>
-      </w:r>
-      <w:r>
-        <w:rPr>
-          <w:rFonts w:ascii="Times New Roman" w:hAnsi="Times New Roman" w:eastAsia="Times New Roman" w:cs="Times New Roman"/>
-          <w:sz w:val="28"/>
-          <w:szCs w:val="28"/>
-          <w:lang w:val="uk-UA" w:eastAsia="ru-RU"/>
-        </w:rPr>
-        <w:t xml:space="preserve"> курсів </w:t>
-      </w:r>
-      <w:r>
-        <w:rPr>
-          <w:rFonts w:ascii="Times New Roman" w:hAnsi="Times New Roman" w:eastAsia="Times New Roman" w:cs="Times New Roman"/>
-          <w:sz w:val="28"/>
-          <w:szCs w:val="28"/>
-          <w:lang w:val="uk-UA" w:eastAsia="ru-RU"/>
-        </w:rPr>
-        <w:t xml:space="preserve">перепідготовки та підвищення кваліфікації </w:t>
-      </w:r>
-      <w:r>
-        <w:rPr>
-          <w:rFonts w:ascii="Times New Roman" w:hAnsi="Times New Roman" w:eastAsia="Times New Roman" w:cs="Times New Roman"/>
-          <w:sz w:val="28"/>
-          <w:szCs w:val="28"/>
-          <w:lang w:val="uk-UA" w:eastAsia="ru-RU"/>
-        </w:rPr>
-        <w:t xml:space="preserve">Харківського національного </w:t>
-      </w:r>
-      <w:r>
-        <w:rPr>
-          <w:rFonts w:ascii="Times New Roman" w:hAnsi="Times New Roman" w:eastAsia="Times New Roman" w:cs="Times New Roman"/>
-          <w:sz w:val="28"/>
-          <w:szCs w:val="28"/>
-          <w:lang w:val="uk-UA" w:eastAsia="ru-RU"/>
-        </w:rPr>
-        <w:t>університету</w:t>
-      </w:r>
-      <w:r>
-        <w:rPr>
-          <w:rFonts w:ascii="Times New Roman" w:hAnsi="Times New Roman" w:eastAsia="Times New Roman" w:cs="Times New Roman"/>
-          <w:sz w:val="28"/>
-          <w:szCs w:val="28"/>
-          <w:lang w:val="uk-UA" w:eastAsia="ru-RU"/>
-        </w:rPr>
-        <w:t xml:space="preserve"> </w:t>
-      </w:r>
-      <w:r>
-        <w:rPr>
-          <w:rFonts w:ascii="Times New Roman" w:hAnsi="Times New Roman" w:eastAsia="Times New Roman" w:cs="Times New Roman"/>
-          <w:sz w:val="28"/>
-          <w:szCs w:val="28"/>
-          <w:lang w:val="uk-UA" w:eastAsia="ru-RU"/>
-        </w:rPr>
-        <w:t xml:space="preserve">Повітряних Сил, </w:t>
+        <w:t>{{посада_зв}}</w:t>
+      </w:r>
+      <w:r>
+        <w:rPr>
+          <w:rFonts w:ascii="Times New Roman" w:hAnsi="Times New Roman" w:eastAsia="Times New Roman" w:cs="Times New Roman"/>
+          <w:sz w:val="28"/>
+          <w:szCs w:val="28"/>
+          <w:lang w:val="uk-UA" w:eastAsia="ru-RU"/>
+        </w:rPr>
+        <w:t xml:space="preserve"/>
+      </w:r>
+      <w:r>
+        <w:rPr>
+          <w:rFonts w:ascii="Times New Roman" w:hAnsi="Times New Roman" w:eastAsia="Times New Roman" w:cs="Times New Roman"/>
+          <w:sz w:val="28"/>
+          <w:szCs w:val="28"/>
+          <w:lang w:val="uk-UA" w:eastAsia="ru-RU"/>
+        </w:rPr>
+        <w:t xml:space="preserve"/>
+      </w:r>
+      <w:r>
+        <w:rPr>
+          <w:rFonts w:ascii="Times New Roman" w:hAnsi="Times New Roman" w:eastAsia="Times New Roman" w:cs="Times New Roman"/>
+          <w:sz w:val="28"/>
+          <w:szCs w:val="28"/>
+          <w:lang w:val="uk-UA" w:eastAsia="ru-RU"/>
+        </w:rPr>
+        <w:t xml:space="preserve"/>
+      </w:r>
+      <w:r>
+        <w:rPr>
+          <w:rFonts w:ascii="Times New Roman" w:hAnsi="Times New Roman" w:eastAsia="Times New Roman" w:cs="Times New Roman"/>
+          <w:sz w:val="28"/>
+          <w:szCs w:val="28"/>
+          <w:lang w:val="uk-UA" w:eastAsia="ru-RU"/>
+        </w:rPr>
+        <w:t/>
+      </w:r>
+      <w:r>
+        <w:rPr>
+          <w:rFonts w:ascii="Times New Roman" w:hAnsi="Times New Roman" w:eastAsia="Times New Roman" w:cs="Times New Roman"/>
+          <w:sz w:val="28"/>
+          <w:szCs w:val="28"/>
+          <w:lang w:val="uk-UA" w:eastAsia="ru-RU"/>
+        </w:rPr>
+        <w:t xml:space="preserve"/>
+      </w:r>
+      <w:r>
+        <w:rPr>
+          <w:rFonts w:ascii="Times New Roman" w:hAnsi="Times New Roman" w:eastAsia="Times New Roman" w:cs="Times New Roman"/>
+          <w:sz w:val="28"/>
+          <w:szCs w:val="28"/>
+          <w:lang w:val="uk-UA" w:eastAsia="ru-RU"/>
+        </w:rPr>
+        <w:t xml:space="preserve">, </w:t>
       </w:r>
       <w:r>
         <w:rPr>
@@ -680,18 +659,18 @@
         </w:rPr>
       </w:pPr>
     </w:p>
+    <w:pPr>
+      <w:spacing w:after="0" w:line="240" w:lineRule="auto"/>
+      <w:ind w:firstLine="720"/>
+      <w:jc w:val="both"/>
+      <w:rPr>
+        <w:rFonts w:ascii="Times New Roman" w:hAnsi="Times New Roman" w:eastAsia="Times New Roman" w:cs="Times New Roman"/>
+        <w:sz w:val="28"/>
+        <w:szCs w:val="24"/>
+        <w:lang w:val="uk-UA" w:eastAsia="ru-RU"/>
+      </w:rPr>
+    </w:pPr>
     <w:p>
-      <w:pPr>
-        <w:spacing w:after="0" w:line="240" w:lineRule="auto"/>
-        <w:ind w:firstLine="708"/>
-        <w:jc w:val="both"/>
-        <w:rPr>
-          <w:rFonts w:ascii="Times New Roman" w:hAnsi="Times New Roman" w:eastAsia="Times New Roman" w:cs="Times New Roman"/>
-          <w:sz w:val="28"/>
-          <w:szCs w:val="24"/>
-          <w:lang w:val="uk-UA" w:eastAsia="ru-RU"/>
-        </w:rPr>
-      </w:pPr>
       <w:r>
         <w:rPr>
           <w:rFonts w:ascii="Times New Roman" w:hAnsi="Times New Roman" w:eastAsia="Times New Roman" w:cs="Times New Roman"/>
@@ -745,9 +724,9 @@
     <w:bookmarkEnd w:id="0"/>
     <w:p>
       <w:pPr>
+        <w:keepNext/>
         <w:spacing w:after="0" w:line="240" w:lineRule="auto"/>
-        <w:ind w:right="-2"/>
-        <w:jc w:val="both"/>
+        <w:jc w:val="left"/>
         <w:rPr>
           <w:rFonts w:ascii="Times New Roman" w:hAnsi="Times New Roman" w:eastAsia="Times New Roman" w:cs="Times New Roman"/>
           <w:sz w:val="28"/>
@@ -777,10 +756,10 @@
     <w:p>
       <w:pPr>
         <w:tabs>
-          <w:tab w:val="left" w:pos="6521"/>
+          <w:tab w:val="right" w:pos="9354"/>
         </w:tabs>
         <w:spacing w:after="0" w:line="240" w:lineRule="auto"/>
-        <w:jc w:val="both"/>
+        <w:jc w:val="left"/>
         <w:rPr>
           <w:rFonts w:ascii="Times New Roman" w:hAnsi="Times New Roman" w:eastAsia="Times New Roman" w:cs="Times New Roman"/>
           <w:sz w:val="28"/>

--- a/шаблони/комплекти/Котлове забезпечення/Шаблон_Рапорт про зняття з котлового забезпечення (індивідуальний).docx
+++ b/шаблони/комплекти/Котлове забезпечення/Шаблон_Рапорт про зняття з котлового забезпечення (індивідуальний).docx
@@ -4,10 +4,9 @@
   <w:body>
     <w:p>
       <w:pPr>
-        <w:suppressAutoHyphens/>
         <w:spacing w:after="0" w:line="240" w:lineRule="auto"/>
-        <w:ind w:left="4395"/>
-        <w:jc w:val="left"/>
+        <w:ind w:left="3969"/>
+        <w:jc w:val="right"/>
         <w:rPr>
           <w:rFonts w:ascii="Times New Roman" w:hAnsi="Times New Roman" w:eastAsia="Times New Roman" w:cs="Times New Roman"/>
           <w:sz w:val="28"/>
@@ -52,6 +51,28 @@
         </w:rPr>
         <w:t>ХНУПС</w:t>
       </w:r>
+    </w:p>
+    <w:p>
+      <w:pPr>
+        <w:spacing w:after="0" w:line="240" w:lineRule="auto"/>
+        <w:rPr>
+          <w:rFonts w:ascii="Times New Roman" w:hAnsi="Times New Roman" w:eastAsia="Times New Roman" w:cs="Times New Roman"/>
+          <w:sz w:val="28"/>
+          <w:szCs w:val="28"/>
+          <w:lang w:val="uk-UA" w:eastAsia="ru-RU"/>
+        </w:rPr>
+      </w:pPr>
+    </w:p>
+    <w:p>
+      <w:pPr>
+        <w:spacing w:after="0" w:line="240" w:lineRule="auto"/>
+        <w:rPr>
+          <w:rFonts w:ascii="Times New Roman" w:hAnsi="Times New Roman" w:eastAsia="Times New Roman" w:cs="Times New Roman"/>
+          <w:sz w:val="28"/>
+          <w:szCs w:val="28"/>
+          <w:lang w:val="uk-UA" w:eastAsia="ru-RU"/>
+        </w:rPr>
+      </w:pPr>
     </w:p>
     <w:p>
       <w:pPr>
@@ -659,18 +680,18 @@
         </w:rPr>
       </w:pPr>
     </w:p>
-    <w:pPr>
-      <w:spacing w:after="0" w:line="240" w:lineRule="auto"/>
-      <w:ind w:firstLine="720"/>
-      <w:jc w:val="both"/>
-      <w:rPr>
-        <w:rFonts w:ascii="Times New Roman" w:hAnsi="Times New Roman" w:eastAsia="Times New Roman" w:cs="Times New Roman"/>
-        <w:sz w:val="28"/>
-        <w:szCs w:val="24"/>
-        <w:lang w:val="uk-UA" w:eastAsia="ru-RU"/>
-      </w:rPr>
-    </w:pPr>
     <w:p>
+      <w:pPr>
+        <w:spacing w:after="0" w:line="240" w:lineRule="auto"/>
+        <w:ind w:firstLine="708"/>
+        <w:jc w:val="both"/>
+        <w:rPr>
+          <w:rFonts w:ascii="Times New Roman" w:hAnsi="Times New Roman" w:eastAsia="Times New Roman" w:cs="Times New Roman"/>
+          <w:sz w:val="28"/>
+          <w:szCs w:val="24"/>
+          <w:lang w:val="uk-UA" w:eastAsia="ru-RU"/>
+        </w:rPr>
+      </w:pPr>
       <w:r>
         <w:rPr>
           <w:rFonts w:ascii="Times New Roman" w:hAnsi="Times New Roman" w:eastAsia="Times New Roman" w:cs="Times New Roman"/>
@@ -726,6 +747,7 @@
       <w:pPr>
         <w:keepNext/>
         <w:spacing w:after="0" w:line="240" w:lineRule="auto"/>
+        <w:ind w:right="-2"/>
         <w:jc w:val="left"/>
         <w:rPr>
           <w:rFonts w:ascii="Times New Roman" w:hAnsi="Times New Roman" w:eastAsia="Times New Roman" w:cs="Times New Roman"/>

--- a/шаблони/комплекти/Котлове забезпечення/Шаблон_Рапорт про зняття з котлового забезпечення (індивідуальний).docx
+++ b/шаблони/комплекти/Котлове забезпечення/Шаблон_Рапорт про зняття з котлового забезпечення (індивідуальний).docx
@@ -293,7 +293,16 @@
           <w:szCs w:val="28"/>
           <w:lang w:val="uk-UA" w:eastAsia="ru-RU"/>
         </w:rPr>
-        <w:t xml:space="preserve">{{дата_вибуття}} вибув з</w:t>
+        <w:t xml:space="preserve">{{дата_вибуття}} {{вибув}} з ВКСС</w:t>
+      </w:r>
+      <w:r>
+        <w:rPr>
+          <w:rFonts w:ascii="Times New Roman" w:hAnsi="Times New Roman" w:eastAsia="Times New Roman" w:cs="Times New Roman"/>
+          <w:sz w:val="28"/>
+          <w:szCs w:val="28"/>
+          <w:lang w:val="uk-UA" w:eastAsia="ru-RU"/>
+        </w:rPr>
+        <w:t xml:space="preserve"/>
       </w:r>
       <w:r>
         <w:rPr>
@@ -410,15 +419,6 @@
           <w:szCs w:val="28"/>
           <w:lang w:val="uk-UA" w:eastAsia="ru-RU"/>
         </w:rPr>
-        <w:t xml:space="preserve">ВКСС </w:t>
-      </w:r>
-      <w:r>
-        <w:rPr>
-          <w:rFonts w:ascii="Times New Roman" w:hAnsi="Times New Roman" w:eastAsia="Times New Roman" w:cs="Times New Roman"/>
-          <w:sz w:val="28"/>
-          <w:szCs w:val="28"/>
-          <w:lang w:val="uk-UA" w:eastAsia="ru-RU"/>
-        </w:rPr>
         <w:t>ХНУПС</w:t>
       </w:r>
       <w:r>
@@ -466,7 +466,7 @@
           <w:szCs w:val="28"/>
           <w:lang w:val="uk-UA" w:eastAsia="ru-RU"/>
         </w:rPr>
-        <w:t xml:space="preserve"> фахового коледжу Львівського Національного університету природокористування, с. Вишня, Львівської області</w:t>
+        <w:t xml:space="preserve"> фахового коледжу Львівського національного університету природокористування, с. Вишня, Львівської області</w:t>
       </w:r>
       <w:r>
         <w:rPr>
@@ -708,7 +708,7 @@
           <w:szCs w:val="28"/>
           <w:lang w:val="uk-UA" w:eastAsia="ru-RU"/>
         </w:rPr>
-        <w:t xml:space="preserve">посвідчення про відрядження від {{дата_посвідчення}} {{номер_посвідчення}}</w:t>
+        <w:t xml:space="preserve">посвідчення про відрядження від {{дата_посвідчення}} № {{номер_посвідчення}}</w:t>
       </w:r>
       <w:r>
         <w:rPr>
@@ -763,16 +763,16 @@
           <w:szCs w:val="28"/>
           <w:lang w:val="uk-UA" w:eastAsia="ru-RU"/>
         </w:rPr>
-        <w:t>Начальник</w:t>
-      </w:r>
-      <w:r>
-        <w:rPr>
-          <w:rFonts w:ascii="Times New Roman" w:hAnsi="Times New Roman" w:eastAsia="Times New Roman" w:cs="Times New Roman"/>
-          <w:sz w:val="28"/>
-          <w:szCs w:val="28"/>
-          <w:lang w:val="uk-UA" w:eastAsia="ru-RU"/>
-        </w:rPr>
-        <w:t xml:space="preserve"> курсів перепідготовки та підвищення кваліфікації Харківського національного університету Повітряних Сил</w:t>
+        <w:t xml:space="preserve">{{посада_підписанта}}</w:t>
+      </w:r>
+      <w:r>
+        <w:rPr>
+          <w:rFonts w:ascii="Times New Roman" w:hAnsi="Times New Roman" w:eastAsia="Times New Roman" w:cs="Times New Roman"/>
+          <w:sz w:val="28"/>
+          <w:szCs w:val="28"/>
+          <w:lang w:val="uk-UA" w:eastAsia="ru-RU"/>
+        </w:rPr>
+        <w:t xml:space="preserve"/>
       </w:r>
     </w:p>
     <w:p>

--- a/шаблони/комплекти/Котлове забезпечення/Шаблон_Рапорт про зняття з котлового забезпечення (індивідуальний).docx
+++ b/шаблони/комплекти/Котлове забезпечення/Шаблон_Рапорт про зняття з котлового забезпечення (індивідуальний).docx
@@ -466,7 +466,7 @@
           <w:szCs w:val="28"/>
           <w:lang w:val="uk-UA" w:eastAsia="ru-RU"/>
         </w:rPr>
-        <w:t xml:space="preserve"> фахового коледжу Львівського національного університету природокористування, с. Вишня, Львівської області</w:t>
+        <w:t xml:space="preserve"> фахового коледжу Львівського національного університету природокористування, с. Вишня Львівської області</w:t>
       </w:r>
       <w:r>
         <w:rPr>
@@ -493,25 +493,52 @@
           <w:szCs w:val="28"/>
           <w:lang w:val="uk-UA" w:eastAsia="ru-RU"/>
         </w:rPr>
-        <w:t>постійного місця дислокації Харківського національного університету Повітряних Сил м. Харків</w:t>
-      </w:r>
-      <w:r>
-        <w:rPr>
-          <w:rFonts w:ascii="Times New Roman" w:hAnsi="Times New Roman" w:eastAsia="Times New Roman" w:cs="Times New Roman"/>
-          <w:sz w:val="28"/>
-          <w:szCs w:val="28"/>
-          <w:lang w:val="uk-UA" w:eastAsia="ru-RU"/>
-        </w:rPr>
-        <w:t xml:space="preserve">, </w:t>
-      </w:r>
-      <w:r>
-        <w:rPr>
-          <w:rFonts w:ascii="Times New Roman" w:hAnsi="Times New Roman" w:eastAsia="Times New Roman" w:cs="Times New Roman"/>
-          <w:sz w:val="28"/>
-          <w:szCs w:val="28"/>
-          <w:lang w:val="uk-UA" w:eastAsia="ru-RU"/>
-        </w:rPr>
-        <w:t>зняти з котлового харчування</w:t>
+        <w:t xml:space="preserve">постійного місця дислокації Харківського національного університету Повітряних Сил (м. Харків), зняти з котлового харчування у ВКСС ХНУПС</w:t>
+      </w:r>
+      <w:r>
+        <w:rPr>
+          <w:rFonts w:ascii="Times New Roman" w:hAnsi="Times New Roman" w:eastAsia="Times New Roman" w:cs="Times New Roman"/>
+          <w:sz w:val="28"/>
+          <w:szCs w:val="28"/>
+          <w:lang w:val="uk-UA" w:eastAsia="ru-RU"/>
+        </w:rPr>
+        <w:t xml:space="preserve"/>
+      </w:r>
+      <w:r>
+        <w:rPr>
+          <w:rFonts w:ascii="Times New Roman" w:hAnsi="Times New Roman" w:eastAsia="Times New Roman" w:cs="Times New Roman"/>
+          <w:sz w:val="28"/>
+          <w:szCs w:val="28"/>
+          <w:lang w:val="uk-UA" w:eastAsia="ru-RU"/>
+        </w:rPr>
+        <w:t xml:space="preserve"/>
+      </w:r>
+      <w:r>
+        <w:rPr>
+          <w:rFonts w:ascii="Times New Roman" w:hAnsi="Times New Roman" w:eastAsia="Times New Roman" w:cs="Times New Roman"/>
+          <w:sz w:val="28"/>
+          <w:szCs w:val="28"/>
+          <w:lang w:val="uk-UA" w:eastAsia="ru-RU"/>
+        </w:rPr>
+        <w:t xml:space="preserve"/>
+      </w:r>
+      <w:r>
+        <w:rPr>
+          <w:rFonts w:ascii="Times New Roman" w:hAnsi="Times New Roman" w:eastAsia="Times New Roman" w:cs="Times New Roman"/>
+          <w:sz w:val="28"/>
+          <w:szCs w:val="28"/>
+          <w:lang w:val="uk-UA" w:eastAsia="ru-RU"/>
+        </w:rPr>
+        <w:t xml:space="preserve"/>
+      </w:r>
+      <w:r>
+        <w:rPr>
+          <w:rFonts w:ascii="Times New Roman" w:hAnsi="Times New Roman" w:eastAsia="Times New Roman" w:cs="Times New Roman"/>
+          <w:sz w:val="28"/>
+          <w:szCs w:val="28"/>
+          <w:lang w:val="uk-UA" w:eastAsia="ru-RU"/>
+        </w:rPr>
+        <w:t xml:space="preserve"/>
       </w:r>
       <w:r>
         <w:rPr>
@@ -521,33 +548,6 @@
           <w:lang w:val="uk-UA" w:eastAsia="ru-RU"/>
         </w:rPr>
         <w:t xml:space="preserve"> </w:t>
-      </w:r>
-      <w:r>
-        <w:rPr>
-          <w:rFonts w:ascii="Times New Roman" w:hAnsi="Times New Roman" w:eastAsia="Times New Roman" w:cs="Times New Roman"/>
-          <w:sz w:val="28"/>
-          <w:szCs w:val="28"/>
-          <w:lang w:val="uk-UA" w:eastAsia="ru-RU"/>
-        </w:rPr>
-        <w:t>з</w:t>
-      </w:r>
-      <w:r>
-        <w:rPr>
-          <w:rFonts w:ascii="Times New Roman" w:hAnsi="Times New Roman" w:eastAsia="Times New Roman" w:cs="Times New Roman"/>
-          <w:sz w:val="28"/>
-          <w:szCs w:val="28"/>
-          <w:lang w:val="uk-UA" w:eastAsia="ru-RU"/>
-        </w:rPr>
-        <w:t xml:space="preserve"> </w:t>
-      </w:r>
-      <w:r>
-        <w:rPr>
-          <w:rFonts w:ascii="Times New Roman" w:hAnsi="Times New Roman" w:eastAsia="Times New Roman" w:cs="Times New Roman"/>
-          <w:sz w:val="28"/>
-          <w:szCs w:val="28"/>
-          <w:lang w:val="uk-UA" w:eastAsia="ru-RU"/>
-        </w:rPr>
-        <w:t xml:space="preserve">ВКСС ХНУПС </w:t>
       </w:r>
       <w:r>
         <w:rPr>
